--- a/vi/files/sessions/s1_exercises_VN.docx
+++ b/vi/files/sessions/s1_exercises_VN.docx
@@ -688,7 +688,7 @@
         <w:keepNext/>
       </w:pPr>
       <w:r>
-        <w:t>Câu hỏi của chúng ta không đạt tiêu chí F (khả thi). Dưới đây là ba phiên bản khả thi.</w:t>
+        <w:t>Câu hỏi trong ví dụ xuyên suốt không đạt tiêu chí F (khả thi). Dưới đây là ba phiên bản khả thi.</w:t>
       </w:r>
     </w:p>
     <w:tbl>
@@ -705,8 +705,8 @@
         <w:tblLook w:firstColumn="1" w:firstRow="1" w:lastColumn="0" w:lastRow="0" w:noHBand="0" w:noVBand="1" w:val="04A0"/>
       </w:tblPr>
       <w:tblGrid>
-        <w:gridCol w:w="1628"/>
-        <w:gridCol w:w="7784"/>
+        <w:gridCol w:w="1652"/>
+        <w:gridCol w:w="7760"/>
       </w:tblGrid>
       <w:tr>
         <w:trPr>
@@ -715,7 +715,7 @@
         </w:trPr>
         <w:tc>
           <w:tcPr>
-            <w:tcW w:type="dxa" w:w="1628"/>
+            <w:tcW w:type="dxa" w:w="1652"/>
             <w:tcBorders>
               <w:top w:val="single" w:sz="4" w:color="04242F"/>
               <w:left w:val="single" w:sz="4" w:color="04242F"/>
@@ -741,7 +741,7 @@
         </w:tc>
         <w:tc>
           <w:tcPr>
-            <w:tcW w:type="dxa" w:w="7783"/>
+            <w:tcW w:type="dxa" w:w="7759"/>
             <w:tcBorders>
               <w:top w:val="single" w:sz="4" w:color="04242F"/>
               <w:left w:val="single" w:sz="4" w:color="04242F"/>
@@ -772,7 +772,7 @@
         </w:trPr>
         <w:tc>
           <w:tcPr>
-            <w:tcW w:type="dxa" w:w="1628"/>
+            <w:tcW w:type="dxa" w:w="1652"/>
             <w:tcBorders>
               <w:top w:val="single" w:sz="4" w:color="D5DDE1"/>
               <w:left w:val="single" w:sz="4" w:color="D5DDE1"/>
@@ -802,7 +802,7 @@
         </w:tc>
         <w:tc>
           <w:tcPr>
-            <w:tcW w:type="dxa" w:w="7783"/>
+            <w:tcW w:type="dxa" w:w="7759"/>
             <w:tcBorders>
               <w:top w:val="single" w:sz="4" w:color="D5DDE1"/>
               <w:left w:val="single" w:sz="4" w:color="D5DDE1"/>
@@ -830,7 +830,7 @@
         </w:trPr>
         <w:tc>
           <w:tcPr>
-            <w:tcW w:type="dxa" w:w="1628"/>
+            <w:tcW w:type="dxa" w:w="1652"/>
             <w:tcBorders>
               <w:top w:val="single" w:sz="4" w:color="D5DDE1"/>
               <w:left w:val="single" w:sz="4" w:color="D5DDE1"/>
@@ -861,7 +861,7 @@
         </w:tc>
         <w:tc>
           <w:tcPr>
-            <w:tcW w:type="dxa" w:w="7783"/>
+            <w:tcW w:type="dxa" w:w="7759"/>
             <w:tcBorders>
               <w:top w:val="single" w:sz="4" w:color="D5DDE1"/>
               <w:left w:val="single" w:sz="4" w:color="D5DDE1"/>
@@ -890,7 +890,7 @@
         </w:trPr>
         <w:tc>
           <w:tcPr>
-            <w:tcW w:type="dxa" w:w="1628"/>
+            <w:tcW w:type="dxa" w:w="1652"/>
             <w:tcBorders>
               <w:top w:val="single" w:sz="4" w:color="D5DDE1"/>
               <w:left w:val="single" w:sz="4" w:color="D5DDE1"/>
@@ -919,7 +919,7 @@
         </w:tc>
         <w:tc>
           <w:tcPr>
-            <w:tcW w:type="dxa" w:w="7783"/>
+            <w:tcW w:type="dxa" w:w="7759"/>
             <w:tcBorders>
               <w:top w:val="single" w:sz="4" w:color="D5DDE1"/>
               <w:left w:val="single" w:sz="4" w:color="D5DDE1"/>
@@ -935,7 +935,7 @@
               <w:rPr>
                 <w:sz w:val="19"/>
               </w:rPr>
-              <w:t>Bao nhiêu người bệnh sốc nhiễm khuẩn của chúng ta có cân bằng dịch dương vào ngày 3?</w:t>
+              <w:t>Bao nhiêu người bệnh sốc nhiễm khuẩn của bạn có cân bằng dịch dương vào ngày 3?</w:t>
             </w:r>
           </w:p>
         </w:tc>
@@ -954,7 +954,7 @@
         <w:t>Bình chọn:</w:t>
       </w:r>
       <w:r>
-        <w:t xml:space="preserve"> ICU của chúng ta có thể làm phiên bản nào trong vòng hai năm? ☐ A ☐ B ☐ C</w:t>
+        <w:t xml:space="preserve"> ICU của bạn có thể làm phiên bản nào trong vòng hai năm? ☐ A ☐ B ☐ C</w:t>
       </w:r>
     </w:p>
     <w:p>
@@ -992,7 +992,7 @@
         <w:t>E</w:t>
       </w:r>
       <w:r>
-        <w:t xml:space="preserve"> (Exposure, phơi nhiễm: điều người bệnh có hoặc nhận được mà chúng ta không chỉ định), thành </w:t>
+        <w:t xml:space="preserve"> (Exposure, phơi nhiễm: điều người bệnh có hoặc nhận được mà nhà nghiên cứu không chỉ định), thành </w:t>
       </w:r>
       <w:r>
         <w:rPr>
@@ -1986,27 +1986,6 @@
       </w:pPr>
     </w:p>
     <w:p>
-      <w:r>
-        <w:rPr>
-          <w:b/>
-        </w:rPr>
-        <w:t>H0 và H1</w:t>
-      </w:r>
-      <w:r>
-        <w:t xml:space="preserve"> (hoặc "mô tả: không cần giả thuyết"):</w:t>
-      </w:r>
-    </w:p>
-    <w:p>
-      <w:r>
-        <w:t>H0: ___________________________________________________________________________</w:t>
-      </w:r>
-    </w:p>
-    <w:p>
-      <w:r>
-        <w:t>H1: ___________________________________________________________________________</w:t>
-      </w:r>
-    </w:p>
-    <w:p>
       <w:pPr>
         <w:pStyle w:val="Heading1"/>
       </w:pPr>
@@ -2185,6 +2164,11 @@
     </w:p>
     <w:p>
       <w:r>
+        <w:t>Câu hỏi mô tả (bao nhiêu? thường xuyên đến đâu?) chỉ ước tính một con số nên không cần giả thuyết.</w:t>
+      </w:r>
+    </w:p>
+    <w:p>
+      <w:r>
         <w:t>Sau đó gõ mục tiêu chính của bạn vào khung chat.</w:t>
       </w:r>
     </w:p>
@@ -2265,8 +2249,8 @@
         <w:tblLook w:firstColumn="1" w:firstRow="1" w:lastColumn="0" w:lastRow="0" w:noHBand="0" w:noVBand="1" w:val="04A0"/>
       </w:tblPr>
       <w:tblGrid>
-        <w:gridCol w:w="1794"/>
-        <w:gridCol w:w="6909"/>
+        <w:gridCol w:w="1808"/>
+        <w:gridCol w:w="6895"/>
         <w:gridCol w:w="708"/>
       </w:tblGrid>
       <w:tr>
@@ -2276,7 +2260,7 @@
         </w:trPr>
         <w:tc>
           <w:tcPr>
-            <w:tcW w:type="dxa" w:w="1794"/>
+            <w:tcW w:type="dxa" w:w="1808"/>
             <w:tcBorders>
               <w:top w:val="single" w:sz="4" w:color="04242F"/>
               <w:left w:val="single" w:sz="4" w:color="04242F"/>
@@ -2302,7 +2286,7 @@
         </w:tc>
         <w:tc>
           <w:tcPr>
-            <w:tcW w:type="dxa" w:w="6909"/>
+            <w:tcW w:type="dxa" w:w="6894"/>
             <w:tcBorders>
               <w:top w:val="single" w:sz="4" w:color="04242F"/>
               <w:left w:val="single" w:sz="4" w:color="04242F"/>
@@ -2359,7 +2343,7 @@
         </w:trPr>
         <w:tc>
           <w:tcPr>
-            <w:tcW w:type="dxa" w:w="1794"/>
+            <w:tcW w:type="dxa" w:w="1808"/>
             <w:tcBorders>
               <w:top w:val="single" w:sz="4" w:color="D5DDE1"/>
               <w:left w:val="single" w:sz="4" w:color="D5DDE1"/>
@@ -2382,7 +2366,7 @@
         </w:tc>
         <w:tc>
           <w:tcPr>
-            <w:tcW w:type="dxa" w:w="6909"/>
+            <w:tcW w:type="dxa" w:w="6894"/>
             <w:tcBorders>
               <w:top w:val="single" w:sz="4" w:color="D5DDE1"/>
               <w:left w:val="single" w:sz="4" w:color="D5DDE1"/>
@@ -2434,7 +2418,7 @@
         </w:trPr>
         <w:tc>
           <w:tcPr>
-            <w:tcW w:type="dxa" w:w="1794"/>
+            <w:tcW w:type="dxa" w:w="1808"/>
             <w:tcBorders>
               <w:top w:val="single" w:sz="4" w:color="D5DDE1"/>
               <w:left w:val="single" w:sz="4" w:color="D5DDE1"/>
@@ -2458,7 +2442,7 @@
         </w:tc>
         <w:tc>
           <w:tcPr>
-            <w:tcW w:type="dxa" w:w="6909"/>
+            <w:tcW w:type="dxa" w:w="6894"/>
             <w:tcBorders>
               <w:top w:val="single" w:sz="4" w:color="D5DDE1"/>
               <w:left w:val="single" w:sz="4" w:color="D5DDE1"/>
@@ -2520,7 +2504,7 @@
         </w:trPr>
         <w:tc>
           <w:tcPr>
-            <w:tcW w:type="dxa" w:w="1794"/>
+            <w:tcW w:type="dxa" w:w="1808"/>
             <w:tcBorders>
               <w:top w:val="single" w:sz="4" w:color="D5DDE1"/>
               <w:left w:val="single" w:sz="4" w:color="D5DDE1"/>
@@ -2537,7 +2521,7 @@
         </w:tc>
         <w:tc>
           <w:tcPr>
-            <w:tcW w:type="dxa" w:w="6909"/>
+            <w:tcW w:type="dxa" w:w="6894"/>
             <w:tcBorders>
               <w:top w:val="single" w:sz="4" w:color="D5DDE1"/>
               <w:left w:val="single" w:sz="4" w:color="D5DDE1"/>
@@ -2610,7 +2594,7 @@
         </w:trPr>
         <w:tc>
           <w:tcPr>
-            <w:tcW w:type="dxa" w:w="1794"/>
+            <w:tcW w:type="dxa" w:w="1808"/>
             <w:tcBorders>
               <w:top w:val="single" w:sz="4" w:color="D5DDE1"/>
               <w:left w:val="single" w:sz="4" w:color="D5DDE1"/>
@@ -2628,7 +2612,7 @@
         </w:tc>
         <w:tc>
           <w:tcPr>
-            <w:tcW w:type="dxa" w:w="6909"/>
+            <w:tcW w:type="dxa" w:w="6894"/>
             <w:tcBorders>
               <w:top w:val="single" w:sz="4" w:color="D5DDE1"/>
               <w:left w:val="single" w:sz="4" w:color="D5DDE1"/>
@@ -2690,7 +2674,7 @@
         </w:trPr>
         <w:tc>
           <w:tcPr>
-            <w:tcW w:type="dxa" w:w="1794"/>
+            <w:tcW w:type="dxa" w:w="1808"/>
             <w:tcBorders>
               <w:top w:val="single" w:sz="4" w:color="D5DDE1"/>
               <w:left w:val="single" w:sz="4" w:color="D5DDE1"/>
@@ -2707,7 +2691,7 @@
         </w:tc>
         <w:tc>
           <w:tcPr>
-            <w:tcW w:type="dxa" w:w="6909"/>
+            <w:tcW w:type="dxa" w:w="6894"/>
             <w:tcBorders>
               <w:top w:val="single" w:sz="4" w:color="D5DDE1"/>
               <w:left w:val="single" w:sz="4" w:color="D5DDE1"/>
@@ -2751,13 +2735,13 @@
                 <w:b/>
                 <w:sz w:val="19"/>
               </w:rPr>
-              <w:t>H0 / H1</w:t>
+              <w:t>H0 và H1</w:t>
             </w:r>
             <w:r>
               <w:rPr>
                 <w:sz w:val="19"/>
               </w:rPr>
-              <w:t xml:space="preserve"> (hoặc "mô tả: không cần giả thuyết")</w:t>
+              <w:t xml:space="preserve"> (câu hỏi mô tả thì không cần)</w:t>
             </w:r>
           </w:p>
         </w:tc>
@@ -2792,7 +2776,7 @@
         </w:trPr>
         <w:tc>
           <w:tcPr>
-            <w:tcW w:type="dxa" w:w="1794"/>
+            <w:tcW w:type="dxa" w:w="1808"/>
             <w:tcBorders>
               <w:top w:val="single" w:sz="4" w:color="D5DDE1"/>
               <w:left w:val="single" w:sz="4" w:color="D5DDE1"/>
@@ -2815,7 +2799,7 @@
         </w:tc>
         <w:tc>
           <w:tcPr>
-            <w:tcW w:type="dxa" w:w="6909"/>
+            <w:tcW w:type="dxa" w:w="6894"/>
             <w:tcBorders>
               <w:top w:val="single" w:sz="4" w:color="D5DDE1"/>
               <w:left w:val="single" w:sz="4" w:color="D5DDE1"/>
@@ -3313,7 +3297,7 @@
         <w:pStyle w:val="Heading1"/>
       </w:pPr>
       <w:r>
-        <w:t>Câu hỏi cuối buổi  (trong khung chat, hoặc biểu mẫu 1 câu hỏi có đường dẫn trong khung chat; 2 phút, trước khi rời lớp)</w:t>
+        <w:t>Câu hỏi cuối buổi  (trong khung chat, 2 phút, trước khi rời lớp)</w:t>
       </w:r>
     </w:p>
     <w:p>
@@ -3333,7 +3317,7 @@
         <w:tab/>
       </w:r>
       <w:r>
-        <w:t>Ví dụ xuyên suốt của chúng ta không đạt chữ cái FINER nào, và vì sao?</w:t>
+        <w:t>Ví dụ xuyên suốt không đạt chữ cái FINER nào, và vì sao?</w:t>
       </w:r>
     </w:p>
     <w:p>
@@ -3353,7 +3337,7 @@
         <w:tab/>
       </w:r>
       <w:r>
-        <w:t>Viết lại thành một mục tiêu cụ thể: "Tìm hiểu cân bằng dịch tại ICU của chúng ta".</w:t>
+        <w:t>Viết lại thành một mục tiêu cụ thể: "Tìm hiểu cân bằng dịch tại ICU của bạn".</w:t>
       </w:r>
     </w:p>
     <w:p>
@@ -3594,7 +3578,7 @@
         <w:tab/>
       </w:r>
       <w:r>
-        <w:t>"Điều dưỡng ICU của chúng ta có rửa tay không?" (đã được đo hằng tháng trong 5 năm qua bởi đánh giá của bộ phận kiểm soát nhiễm khuẩn) Vấn đề chính: ______</w:t>
+        <w:t>"Điều dưỡng ICU của bạn có rửa tay không?" (đã được đo hằng tháng trong 5 năm qua bởi đánh giá của bộ phận kiểm soát nhiễm khuẩn) Vấn đề chính: ______</w:t>
       </w:r>
     </w:p>
     <w:p>
@@ -3645,7 +3629,7 @@
     </w:p>
     <w:p>
       <w:r>
-        <w:t>b) "Bao nhiêu phần trăm người bệnh sốc nhiễm khuẩn của chúng ta có cân bằng dịch tích lũy dương vào ngày 3?"</w:t>
+        <w:t>b) "Bao nhiêu phần trăm người bệnh sốc nhiễm khuẩn của bạn có cân bằng dịch tích lũy dương vào ngày 3?"</w:t>
       </w:r>
     </w:p>
     <w:p>

--- a/vi/files/sessions/s1_exercises_VN.docx
+++ b/vi/files/sessions/s1_exercises_VN.docx
@@ -613,18 +613,7 @@
         <w:t>Hai bài báo của khóa học</w:t>
       </w:r>
       <w:r>
-        <w:t xml:space="preserve"> (trong thư mục khóa học, </w:t>
-      </w:r>
-      <w:r>
-        <w:rPr>
-          <w:rFonts w:ascii="Consolas" w:hAnsi="Consolas" w:cs="Consolas" w:eastAsia="Consolas"/>
-          <w:color w:val="0B376C"/>
-          <w:sz w:val="19"/>
-        </w:rPr>
-        <w:t>Course/Papers</w:t>
-      </w:r>
-      <w:r>
-        <w:t>):</w:t>
+        <w:t xml:space="preserve"> (tệp PDF gửi qua email trước Buổi 1):</w:t>
       </w:r>
     </w:p>
     <w:p>

--- a/vi/files/sessions/s1_exercises_VN.docx
+++ b/vi/files/sessions/s1_exercises_VN.docx
@@ -142,139 +142,11 @@
     <w:p>
       <w:pPr>
         <w:pStyle w:val="KeyFindings"/>
-        <w:keepNext/>
-        <w:spacing w:after="40"/>
-      </w:pPr>
-      <w:r>
-        <w:rPr>
-          <w:b/>
-        </w:rPr>
-        <w:t>Cách dùng phiếu này.</w:t>
-      </w:r>
-      <w:r>
-        <w:t xml:space="preserve"> Phiếu được gửi qua email trước buổi học, dưới dạng tệp Word và tệp PDF. Hãy mở phiếu trên máy tính trong suốt buổi học và gõ câu trả lời vào tệp Word, hoặc in bản PDF ở nhà nếu bạn muốn viết tay.</w:t>
-      </w:r>
-    </w:p>
-    <w:p>
-      <w:pPr>
-        <w:pStyle w:val="KeyFindings"/>
-        <w:keepNext/>
-        <w:spacing w:after="40"/>
-        <w:ind w:left="510" w:hanging="255"/>
-      </w:pPr>
-      <w:r>
-        <w:rPr>
-          <w:color w:val="055F56"/>
-        </w:rPr>
-        <w:t xml:space="preserve">•  </w:t>
-      </w:r>
-      <w:r>
-        <w:t xml:space="preserve">Bài tập 1: </w:t>
-      </w:r>
-      <w:r>
-        <w:rPr>
-          <w:b/>
-        </w:rPr>
-        <w:t>cả lớp</w:t>
-      </w:r>
-      <w:r>
-        <w:t>, phần 1.2 (11 phút). Giảng viên chia sẻ phiếu trên màn hình và gõ câu trả lời của lớp; bạn trả lời trong khung chat hoặc bình chọn.</w:t>
-      </w:r>
-    </w:p>
-    <w:p>
-      <w:pPr>
-        <w:pStyle w:val="KeyFindings"/>
-        <w:keepNext/>
-        <w:spacing w:after="40"/>
-        <w:ind w:left="510" w:hanging="255"/>
-      </w:pPr>
-      <w:r>
-        <w:rPr>
-          <w:color w:val="055F56"/>
-        </w:rPr>
-        <w:t xml:space="preserve">•  </w:t>
-      </w:r>
-      <w:r>
-        <w:t xml:space="preserve">Bài tập 2: mục tiêu tổng quát, mục tiêu cụ thể và giả thuyết, </w:t>
-      </w:r>
-      <w:r>
-        <w:rPr>
-          <w:b/>
-        </w:rPr>
-        <w:t>tự làm</w:t>
-      </w:r>
-      <w:r>
-        <w:t xml:space="preserve"> (phần 1.3, 7 phút). Gõ mục tiêu chính của bạn vào khung chat.</w:t>
-      </w:r>
-    </w:p>
-    <w:p>
-      <w:pPr>
-        <w:pStyle w:val="KeyFindings"/>
-        <w:keepNext/>
-        <w:spacing w:after="40"/>
-        <w:ind w:left="510" w:hanging="255"/>
-      </w:pPr>
-      <w:r>
-        <w:rPr>
-          <w:color w:val="055F56"/>
-        </w:rPr>
-        <w:t xml:space="preserve">•  </w:t>
-      </w:r>
-      <w:r>
-        <w:t xml:space="preserve">Bài tập 3: Xây dựng đề cương 1 </w:t>
-      </w:r>
-      <w:r>
-        <w:rPr>
-          <w:b/>
-        </w:rPr>
-        <w:t>của riêng bạn</w:t>
-      </w:r>
-      <w:r>
-        <w:t xml:space="preserve"> (30 phút), trong mẫu đề cương.</w:t>
-      </w:r>
-    </w:p>
-    <w:p>
-      <w:pPr>
-        <w:pStyle w:val="KeyFindings"/>
-        <w:keepNext/>
-        <w:spacing w:after="40"/>
-        <w:ind w:left="510" w:hanging="255"/>
-      </w:pPr>
-      <w:r>
-        <w:rPr>
-          <w:color w:val="055F56"/>
-        </w:rPr>
-        <w:t xml:space="preserve">•  </w:t>
-      </w:r>
-      <w:r>
-        <w:t>Bài tập 4: bài về nhà cho thứ Bảy tuần sau (danh sách từ đồng nghĩa).</w:t>
-      </w:r>
-    </w:p>
-    <w:p>
-      <w:pPr>
-        <w:pStyle w:val="KeyFindings"/>
-        <w:keepNext/>
-        <w:spacing w:after="40"/>
-        <w:ind w:left="510" w:hanging="255"/>
-      </w:pPr>
-      <w:r>
-        <w:rPr>
-          <w:color w:val="055F56"/>
-        </w:rPr>
-        <w:t xml:space="preserve">•  </w:t>
-      </w:r>
-      <w:r>
-        <w:t>Thực hành thêm (không bắt buộc, làm ở nhà): các tình huống khác, luyện thêm FINER và giả thuyết.</w:t>
-      </w:r>
-    </w:p>
-    <w:p>
-      <w:pPr>
-        <w:pStyle w:val="KeyFindings"/>
         <w:keepNext w:val="0"/>
         <w:spacing w:after="40"/>
       </w:pPr>
       <w:r>
-        <w:t>Đáp án được thảo luận trong lớp. Không chấm điểm.</w:t>
+        <w:t>Gõ câu trả lời vào tệp Word, hoặc in bản PDF. Đáp án được thảo luận trong lớp. Không chấm điểm.</w:t>
       </w:r>
     </w:p>
     <w:p>
@@ -808,7 +680,7 @@
               <w:rPr>
                 <w:sz w:val="19"/>
               </w:rPr>
-              <w:t>Quy trình hạn chế dịch so với chăm sóc thường quy; kết cục: cân bằng dịch tích lũy ở ngày 5</w:t>
+              <w:t>Quy trình hạn chế dịch so với chăm sóc thường quy. Kết cục: cân bằng dịch tích lũy ở ngày 5</w:t>
             </w:r>
           </w:p>
         </w:tc>
@@ -868,7 +740,7 @@
               <w:rPr>
                 <w:sz w:val="19"/>
               </w:rPr>
-              <w:t>Cân bằng dịch dương so với không dương vào ngày 3; kết cục: tử vong trước ngày 28</w:t>
+              <w:t>Cân bằng dịch dương so với không dương vào ngày 3. Kết cục: tử vong trước ngày 28</w:t>
             </w:r>
           </w:p>
         </w:tc>
@@ -1480,7 +1352,7 @@
         <w:t>FINER</w:t>
       </w:r>
       <w:r>
-        <w:t xml:space="preserve"> (X = xanh: ổn; V = vàng: cần cân nhắc; Đ = đỏ: phải thay đổi)</w:t>
+        <w:t xml:space="preserve"> (X = xanh: ổn, V = vàng: cần cân nhắc, Đ = đỏ: phải thay đổi)</w:t>
       </w:r>
     </w:p>
     <w:tbl>
@@ -2057,7 +1929,7 @@
         <w:t>Mục tiêu cụ thể</w:t>
       </w:r>
       <w:r>
-        <w:t xml:space="preserve"> (2 mục tiêu, mỗi mục tiêu dùng một động từ đo lường được như so sánh, ước tính, mô tả, xác định hoặc đo; đánh dấu mục tiêu chính):</w:t>
+        <w:t xml:space="preserve"> (2 mục tiêu, mỗi mục tiêu dùng một động từ đo lường được như so sánh, ước tính, mô tả, xác định hoặc đo. Đánh dấu mục tiêu chính):</w:t>
       </w:r>
     </w:p>
     <w:p>
@@ -2192,16 +2064,7 @@
         <w:t>khoa của bạn</w:t>
       </w:r>
       <w:r>
-        <w:t xml:space="preserve">, trong </w:t>
-      </w:r>
-      <w:r>
-        <w:rPr>
-          <w:b/>
-        </w:rPr>
-        <w:t>mẫu đề cương nghiên cứu</w:t>
-      </w:r>
-      <w:r>
-        <w:t xml:space="preserve"> (</w:t>
+        <w:t>, trong mẫu đề cương (</w:t>
       </w:r>
       <w:r>
         <w:rPr>
@@ -2209,19 +2072,10 @@
           <w:color w:val="0B376C"/>
           <w:sz w:val="19"/>
         </w:rPr>
-        <w:t>Templates/Research_Proposal_Template.docx</w:t>
+        <w:t>Research_Proposal_Template_VN.docx</w:t>
       </w:r>
       <w:r>
-        <w:t xml:space="preserve">, gửi qua email). Phiếu này là danh sách kiểm tra của bạn. Phần chưa xong là bài về nhà. Tìm kiếm tài liệu, tài liệu tham khảo, đặt vấn đề và tên đề tài tạm thời sẽ làm vào </w:t>
-      </w:r>
-      <w:r>
-        <w:rPr>
-          <w:b/>
-        </w:rPr>
-        <w:t>thứ Bảy tuần sau</w:t>
-      </w:r>
-      <w:r>
-        <w:t xml:space="preserve"> (Buổi 2, Xây dựng đề cương 2).</w:t>
+        <w:t>, gửi qua email). Phần chưa xong là bài về nhà.</w:t>
       </w:r>
     </w:p>
     <w:tbl>
@@ -2626,7 +2480,7 @@
               <w:rPr>
                 <w:sz w:val="19"/>
               </w:rPr>
-              <w:t>: tô màu cho từng chữ cái; viết lại câu hỏi nếu có chữ cái màu đỏ</w:t>
+              <w:t>: tô màu cho từng chữ cái. Viết lại câu hỏi nếu có chữ cái màu đỏ</w:t>
             </w:r>
           </w:p>
         </w:tc>
@@ -2717,7 +2571,7 @@
               <w:rPr>
                 <w:sz w:val="19"/>
               </w:rPr>
-              <w:t xml:space="preserve"> (động từ đo lường được; đánh dấu mục tiêu chính), </w:t>
+              <w:t xml:space="preserve"> (động từ đo lường được, đánh dấu mục tiêu chính), </w:t>
             </w:r>
             <w:r>
               <w:rPr>
@@ -2805,7 +2659,7 @@
               <w:rPr>
                 <w:sz w:val="19"/>
               </w:rPr>
-              <w:t>Hai bạn tình nguyện đọc to câu hỏi và mục tiêu tổng quát; mọi người góp một ý cải thiện trong khung chat</w:t>
+              <w:t>Hai bạn tình nguyện đọc to câu hỏi và mục tiêu tổng quát. Mọi người góp một ý cải thiện trong khung chat</w:t>
             </w:r>
           </w:p>
         </w:tc>
@@ -3278,7 +3132,7 @@
         <w:t>Ví dụ (ví dụ xuyên suốt):</w:t>
       </w:r>
       <w:r>
-        <w:t xml:space="preserve"> septic shock · sepsis · vasopressor-dependent sepsis; fluid restriction · restrictive fluid · conservative fluid.</w:t>
+        <w:t xml:space="preserve"> P: septic shock · sepsis · vasopressor-dependent sepsis. I: fluid restriction · restrictive fluid · conservative fluid.</w:t>
       </w:r>
     </w:p>
     <w:p>
@@ -3327,17 +3181,6 @@
       </w:r>
       <w:r>
         <w:t>Viết lại thành một mục tiêu cụ thể: "Tìm hiểu cân bằng dịch tại ICU của bạn".</w:t>
-      </w:r>
-    </w:p>
-    <w:p>
-      <w:r>
-        <w:rPr>
-          <w:i/>
-        </w:rPr>
-        <w:t>Vì sao chúng tôi hỏi:</w:t>
-      </w:r>
-      <w:r>
-        <w:t xml:space="preserve"> đây không phải bài về nhà và không chấm điểm. Câu trả lời cho chúng tôi biết điều gì còn chưa rõ. Giảng viên đọc mọi câu trả lời trước thứ Bảy tuần sau và mở đầu Buổi 2 bằng những gì tìm thấy.</w:t>
       </w:r>
     </w:p>
     <w:p>

--- a/vi/files/sessions/s1_exercises_VN.docx
+++ b/vi/files/sessions/s1_exercises_VN.docx
@@ -34,7 +34,7 @@
           <w:color w:val="055F56"/>
           <w:sz w:val="20"/>
         </w:rPr>
-        <w:t xml:space="preserve"> · Tuần 1 · Thứ Bảy 31/10/2026 · trực tuyến, 19:30–22:30</w:t>
+        <w:t xml:space="preserve"> · Tuần 1 · Chủ nhật 1/11/2026 · trực tuyến, 19:30–22:30</w:t>
       </w:r>
     </w:p>
     <w:tbl>
